--- a/bank/task_14/variant_60.docx
+++ b/bank/task_14/variant_60.docx
@@ -4,19 +4,17 @@
   <w:body>
     <w:p>
       <w:pPr>
-        <w:spacing w:before="240" w:after="100" w:afterAutospacing="1" w:line="240" w:lineRule="auto"/>
+        <w:spacing w:afterAutospacing="1"/>
         <w:rPr>
-          <w:rFonts w:ascii="Cambria Math" w:eastAsia="Times New Roman" w:hAnsi="Cambria Math" w:cs="Segoe UI"/>
-          <w:sz w:val="24"/>
+          <w:rFonts w:eastAsia="Times New Roman"/>
           <w:szCs w:val="28"/>
           <w:lang w:eastAsia="ru-RU"/>
         </w:rPr>
       </w:pPr>
       <w:r>
         <w:rPr>
-          <w:rFonts w:ascii="Cambria Math" w:eastAsia="Times New Roman" w:hAnsi="Cambria Math" w:cs="Segoe UI"/>
+          <w:rFonts w:eastAsia="Times New Roman"/>
           <w:bCs/>
-          <w:sz w:val="24"/>
           <w:szCs w:val="28"/>
           <w:lang w:eastAsia="ru-RU"/>
         </w:rPr>
@@ -24,8 +22,7 @@
       </w:r>
       <w:r>
         <w:rPr>
-          <w:rFonts w:ascii="Cambria Math" w:eastAsia="Times New Roman" w:hAnsi="Cambria Math" w:cs="Segoe UI"/>
-          <w:sz w:val="24"/>
+          <w:rFonts w:eastAsia="Times New Roman"/>
           <w:szCs w:val="28"/>
           <w:lang w:eastAsia="ru-RU"/>
         </w:rPr>
@@ -38,9 +35,8 @@
             <m:endChr m:val=""/>
             <m:ctrlPr>
               <w:rPr>
-                <w:rFonts w:ascii="Cambria Math" w:eastAsia="Times New Roman" w:hAnsi="Cambria Math" w:cs="Segoe UI"/>
+                <w:rFonts w:ascii="Cambria Math" w:eastAsia="Times New Roman" w:hAnsi="Cambria Math"/>
                 <w:i/>
-                <w:sz w:val="24"/>
                 <w:szCs w:val="28"/>
                 <w:lang w:eastAsia="ru-RU"/>
               </w:rPr>
@@ -51,9 +47,8 @@
               <m:eqArrPr>
                 <m:ctrlPr>
                   <w:rPr>
-                    <w:rFonts w:ascii="Cambria Math" w:eastAsia="Times New Roman" w:hAnsi="Cambria Math" w:cs="Segoe UI"/>
+                    <w:rFonts w:ascii="Cambria Math" w:eastAsia="Times New Roman" w:hAnsi="Cambria Math"/>
                     <w:i/>
-                    <w:sz w:val="24"/>
                     <w:szCs w:val="28"/>
                     <w:lang w:eastAsia="ru-RU"/>
                   </w:rPr>
@@ -62,8 +57,7 @@
               <m:e>
                 <m:r>
                   <w:rPr>
-                    <w:rFonts w:ascii="Cambria Math" w:eastAsia="Times New Roman" w:hAnsi="Cambria Math" w:cs="Segoe UI"/>
-                    <w:sz w:val="24"/>
+                    <w:rFonts w:ascii="Cambria Math" w:eastAsia="Times New Roman" w:hAnsi="Cambria Math"/>
                     <w:szCs w:val="28"/>
                     <w:lang w:eastAsia="ru-RU"/>
                   </w:rPr>
@@ -73,9 +67,8 @@
                   <m:sSupPr>
                     <m:ctrlPr>
                       <w:rPr>
-                        <w:rFonts w:ascii="Cambria Math" w:eastAsia="Times New Roman" w:hAnsi="Cambria Math" w:cs="Segoe UI"/>
+                        <w:rFonts w:ascii="Cambria Math" w:eastAsia="Times New Roman" w:hAnsi="Cambria Math"/>
                         <w:i/>
-                        <w:sz w:val="24"/>
                         <w:szCs w:val="28"/>
                         <w:lang w:eastAsia="ru-RU"/>
                       </w:rPr>
@@ -84,8 +77,7 @@
                   <m:e>
                     <m:r>
                       <w:rPr>
-                        <w:rFonts w:ascii="Cambria Math" w:eastAsia="Times New Roman" w:hAnsi="Cambria Math" w:cs="Segoe UI"/>
-                        <w:sz w:val="24"/>
+                        <w:rFonts w:ascii="Cambria Math" w:eastAsia="Times New Roman" w:hAnsi="Cambria Math"/>
                         <w:szCs w:val="28"/>
                         <w:lang w:eastAsia="ru-RU"/>
                       </w:rPr>
@@ -95,8 +87,7 @@
                   <m:sup>
                     <m:r>
                       <w:rPr>
-                        <w:rFonts w:ascii="Cambria Math" w:eastAsia="Times New Roman" w:hAnsi="Cambria Math" w:cs="Segoe UI"/>
-                        <w:sz w:val="24"/>
+                        <w:rFonts w:ascii="Cambria Math" w:eastAsia="Times New Roman" w:hAnsi="Cambria Math"/>
                         <w:szCs w:val="28"/>
                         <w:lang w:eastAsia="ru-RU"/>
                       </w:rPr>
@@ -106,8 +97,7 @@
                 </m:sSup>
                 <m:r>
                   <w:rPr>
-                    <w:rFonts w:ascii="Cambria Math" w:eastAsia="Times New Roman" w:hAnsi="Cambria Math" w:cs="Segoe UI"/>
-                    <w:sz w:val="24"/>
+                    <w:rFonts w:ascii="Cambria Math" w:eastAsia="Times New Roman" w:hAnsi="Cambria Math"/>
                     <w:szCs w:val="28"/>
                     <w:lang w:eastAsia="ru-RU"/>
                   </w:rPr>
@@ -119,9 +109,8 @@
                   <m:sSupPr>
                     <m:ctrlPr>
                       <w:rPr>
-                        <w:rFonts w:ascii="Cambria Math" w:eastAsia="Times New Roman" w:hAnsi="Cambria Math" w:cs="Segoe UI"/>
+                        <w:rFonts w:ascii="Cambria Math" w:eastAsia="Times New Roman" w:hAnsi="Cambria Math"/>
                         <w:i/>
-                        <w:sz w:val="24"/>
                         <w:szCs w:val="28"/>
                         <w:lang w:eastAsia="ru-RU"/>
                       </w:rPr>
@@ -132,9 +121,8 @@
                       <m:dPr>
                         <m:ctrlPr>
                           <w:rPr>
-                            <w:rFonts w:ascii="Cambria Math" w:eastAsia="Times New Roman" w:hAnsi="Cambria Math" w:cs="Segoe UI"/>
+                            <w:rFonts w:ascii="Cambria Math" w:eastAsia="Times New Roman" w:hAnsi="Cambria Math"/>
                             <w:i/>
-                            <w:sz w:val="24"/>
                             <w:szCs w:val="28"/>
                             <w:lang w:eastAsia="ru-RU"/>
                           </w:rPr>
@@ -143,8 +131,7 @@
                       <m:e>
                         <m:r>
                           <w:rPr>
-                            <w:rFonts w:ascii="Cambria Math" w:eastAsia="Times New Roman" w:hAnsi="Cambria Math" w:cs="Segoe UI"/>
-                            <w:sz w:val="24"/>
+                            <w:rFonts w:ascii="Cambria Math" w:eastAsia="Times New Roman" w:hAnsi="Cambria Math"/>
                             <w:szCs w:val="28"/>
                             <w:lang w:eastAsia="ru-RU"/>
                           </w:rPr>
@@ -156,8 +143,7 @@
                   <m:sup>
                     <m:r>
                       <w:rPr>
-                        <w:rFonts w:ascii="Cambria Math" w:eastAsia="Times New Roman" w:hAnsi="Cambria Math" w:cs="Segoe UI"/>
-                        <w:sz w:val="24"/>
+                        <w:rFonts w:ascii="Cambria Math" w:eastAsia="Times New Roman" w:hAnsi="Cambria Math"/>
                         <w:szCs w:val="28"/>
                         <w:lang w:eastAsia="ru-RU"/>
                       </w:rPr>
@@ -167,8 +153,7 @@
                 </m:sSup>
                 <m:r>
                   <w:rPr>
-                    <w:rFonts w:ascii="Cambria Math" w:eastAsia="Times New Roman" w:hAnsi="Cambria Math" w:cs="Segoe UI"/>
-                    <w:sz w:val="24"/>
+                    <w:rFonts w:ascii="Cambria Math" w:eastAsia="Times New Roman" w:hAnsi="Cambria Math"/>
                     <w:szCs w:val="28"/>
                     <w:lang w:eastAsia="ru-RU"/>
                   </w:rPr>
@@ -181,8 +166,7 @@
       </m:oMath>
       <w:r>
         <w:rPr>
-          <w:rFonts w:ascii="Cambria Math" w:eastAsia="Times New Roman" w:hAnsi="Cambria Math" w:cs="Segoe UI"/>
-          <w:sz w:val="24"/>
+          <w:rFonts w:eastAsia="Times New Roman"/>
           <w:szCs w:val="28"/>
           <w:lang w:eastAsia="ru-RU"/>
         </w:rPr>
@@ -192,22 +176,14 @@
     <w:p>
       <w:pPr>
         <w:rPr>
-          <w:rFonts w:ascii="Cambria Math" w:hAnsi="Cambria Math"/>
-          <w:sz w:val="24"/>
           <w:szCs w:val="28"/>
         </w:rPr>
       </w:pPr>
     </w:p>
-    <w:p>
-      <w:pPr>
-        <w:rPr>
-          <w:sz w:val="24"/>
-        </w:rPr>
-      </w:pPr>
-    </w:p>
+    <w:p/>
     <w:sectPr>
       <w:pgSz w:w="11906" w:h="16838"/>
-      <w:pgMar w:top="1134" w:right="850" w:bottom="1134" w:left="1701" w:header="708" w:footer="708" w:gutter="0"/>
+      <w:pgMar w:top="850" w:right="850" w:bottom="850" w:left="850" w:header="708" w:footer="708" w:gutter="0"/>
       <w:cols w:space="708"/>
       <w:docGrid w:linePitch="360"/>
     </w:sectPr>
@@ -613,6 +589,14 @@
   <w:style w:type="paragraph" w:default="1" w:styleId="a">
     <w:name w:val="Normal"/>
     <w:qFormat/>
+    <w:pPr>
+      <w:spacing w:after="0" w:line="240" w:lineRule="auto"/>
+      <w:jc w:val="both"/>
+    </w:pPr>
+    <w:rPr>
+      <w:rFonts w:ascii="Times New Roman" w:hAnsi="Times New Roman" w:cs="Times New Roman"/>
+      <w:sz w:val="24"/>
+    </w:rPr>
   </w:style>
   <w:style w:type="character" w:default="1" w:styleId="a0">
     <w:name w:val="Default Paragraph Font"/>
